--- a/media/R4444/output_dir/测评对象.docx
+++ b/media/R4444/output_dir/测评对象.docx
@@ -1,6 +1,6 @@
 
 <file path=word/document.xml><?xml version="1.0" encoding="utf-8"?>
-<w:document xmlns:wpc="http://schemas.microsoft.com/office/word/2010/wordprocessingCanvas" xmlns:cx="http://schemas.microsoft.com/office/drawing/2014/chartex" xmlns:cx1="http://schemas.microsoft.com/office/drawing/2015/9/8/chartex" xmlns:cx2="http://schemas.microsoft.com/office/drawing/2015/10/21/chartex" xmlns:cx3="http://schemas.microsoft.com/office/drawing/2016/5/9/chartex" xmlns:cx4="http://schemas.microsoft.com/office/drawing/2016/5/10/chartex" xmlns:cx5="http://schemas.microsoft.com/office/drawing/2016/5/11/chartex" xmlns:cx6="http://schemas.microsoft.com/office/drawing/2016/5/12/chartex" xmlns:cx7="http://schemas.microsoft.com/office/drawing/2016/5/13/chartex" xmlns:cx8="http://schemas.microsoft.com/office/drawing/2016/5/14/chartex" xmlns:mc="http://schemas.openxmlformats.org/markup-compatibility/2006" xmlns:aink="http://schemas.microsoft.com/office/drawing/2016/ink" xmlns:am3d="http://schemas.microsoft.com/office/drawing/2017/model3d" xmlns:o="urn:schemas-microsoft-com:office:office" xmlns:oel="http://schemas.microsoft.com/office/2019/extlst" xmlns:r="http://schemas.openxmlformats.org/officeDocument/2006/relationships" xmlns:m="http://schemas.openxmlformats.org/officeDocument/2006/math" xmlns:v="urn:schemas-microsoft-com:vml" xmlns:wp14="http://schemas.microsoft.com/office/word/2010/wordprocessingDrawing" xmlns:wp="http://schemas.openxmlformats.org/drawingml/2006/wordprocessingDrawing" xmlns:w10="urn:schemas-microsoft-com:office:word" xmlns:w="http://schemas.openxmlformats.org/wordprocessingml/2006/main" xmlns:w14="http://schemas.microsoft.com/office/word/2010/wordml" xmlns:w15="http://schemas.microsoft.com/office/word/2012/wordml" xmlns:w16cex="http://schemas.microsoft.com/office/word/2018/wordml/cex" xmlns:w16cid="http://schemas.microsoft.com/office/word/2016/wordml/cid" xmlns:w16="http://schemas.microsoft.com/office/word/2018/wordml" xmlns:w16sdtdh="http://schemas.microsoft.com/office/word/2020/wordml/sdtdatahash" xmlns:w16se="http://schemas.microsoft.com/office/word/2015/wordml/symex" xmlns:wpg="http://schemas.microsoft.com/office/word/2010/wordprocessingGroup" xmlns:wpi="http://schemas.microsoft.com/office/word/2010/wordprocessingInk" xmlns:wne="http://schemas.microsoft.com/office/word/2006/wordml" xmlns:wps="http://schemas.microsoft.com/office/word/2010/wordprocessingShape" mc:Ignorable="w14 w15 w16se w16cid w16 w16cex w16sdtdh wp14">
+<w:document xmlns:wpc="http://schemas.microsoft.com/office/word/2010/wordprocessingCanvas" xmlns:cx="http://schemas.microsoft.com/office/drawing/2014/chartex" xmlns:cx1="http://schemas.microsoft.com/office/drawing/2015/9/8/chartex" xmlns:cx2="http://schemas.microsoft.com/office/drawing/2015/10/21/chartex" xmlns:cx3="http://schemas.microsoft.com/office/drawing/2016/5/9/chartex" xmlns:cx4="http://schemas.microsoft.com/office/drawing/2016/5/10/chartex" xmlns:cx5="http://schemas.microsoft.com/office/drawing/2016/5/11/chartex" xmlns:cx6="http://schemas.microsoft.com/office/drawing/2016/5/12/chartex" xmlns:cx7="http://schemas.microsoft.com/office/drawing/2016/5/13/chartex" xmlns:cx8="http://schemas.microsoft.com/office/drawing/2016/5/14/chartex" xmlns:mc="http://schemas.openxmlformats.org/markup-compatibility/2006" xmlns:aink="http://schemas.microsoft.com/office/drawing/2016/ink" xmlns:am3d="http://schemas.microsoft.com/office/drawing/2017/model3d" xmlns:o="urn:schemas-microsoft-com:office:office" xmlns:oel="http://schemas.microsoft.com/office/2019/extlst" xmlns:r="http://schemas.openxmlformats.org/officeDocument/2006/relationships" xmlns:m="http://schemas.openxmlformats.org/officeDocument/2006/math" xmlns:v="urn:schemas-microsoft-com:vml" xmlns:wp14="http://schemas.microsoft.com/office/word/2010/wordprocessingDrawing" xmlns:wp="http://schemas.openxmlformats.org/drawingml/2006/wordprocessingDrawing" xmlns:w10="urn:schemas-microsoft-com:office:word" xmlns:w="http://schemas.openxmlformats.org/wordprocessingml/2006/main" xmlns:w14="http://schemas.microsoft.com/office/word/2010/wordml" xmlns:w15="http://schemas.microsoft.com/office/word/2012/wordml" xmlns:w16cex="http://schemas.microsoft.com/office/word/2018/wordml/cex" xmlns:w16cid="http://schemas.microsoft.com/office/word/2016/wordml/cid" xmlns:w16="http://schemas.microsoft.com/office/word/2018/wordml" xmlns:w16du="http://schemas.microsoft.com/office/word/2023/wordml/word16du" xmlns:w16sdtdh="http://schemas.microsoft.com/office/word/2020/wordml/sdtdatahash" xmlns:w16se="http://schemas.microsoft.com/office/word/2015/wordml/symex" xmlns:wpg="http://schemas.microsoft.com/office/word/2010/wordprocessingGroup" xmlns:wpi="http://schemas.microsoft.com/office/word/2010/wordprocessingInk" xmlns:wne="http://schemas.microsoft.com/office/word/2006/wordml" xmlns:wps="http://schemas.microsoft.com/office/word/2010/wordprocessingShape" mc:Ignorable="w14 w15 w16se w16cid w16 w16cex w16sdtdh w16du wp14">
   <w:body>
     <w:p>
       <w:pPr>
@@ -224,6 +224,7 @@
         <w:rPr>
           <w:noProof/>
         </w:rPr>
+        <w:lastRenderedPageBreak/>
         <mc:AlternateContent>
           <mc:Choice Requires="wps">
             <w:drawing>
@@ -275,7 +276,7 @@
               </wp:inline>
             </w:drawing>
           </mc:Choice>
-          <mc:Fallback>
+          <mc:Fallback xmlns="">
             <w:pict>
               <v:rect w14:anchorId="056E1A95" id="矩形 1" o:spid="_x0000_s1026" style="width:133.65pt;height:71.45pt;visibility:visible;mso-wrap-style:square;mso-left-percent:-10001;mso-top-percent:-10001;mso-position-horizontal:absolute;mso-position-horizontal-relative:char;mso-position-vertical:absolute;mso-position-vertical-relative:line;mso-left-percent:-10001;mso-top-percent:-10001;v-text-anchor:middle" o:gfxdata="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" fillcolor="white [3201]" strokecolor="#4f81bd [3204]" strokeweight="1pt">
                 <w10:anchorlock/>
@@ -388,7 +389,7 @@
           <w:sz w:val="21"/>
           <w:szCs w:val="21"/>
         </w:rPr>
-        <w:t xml:space="preserve">测试项目</w:t>
+        <w:t xml:space="preserve"/>
       </w:r>
       <w:r>
         <w:rPr>
@@ -415,7 +416,6 @@
         <w:t>组成及接口图</w:t>
       </w:r>
     </w:p>
-    <w:p/>
     <w:sectPr>
       <w:headerReference w:type="even" r:id="rId8"/>
       <w:footerReference w:type="even" r:id="rId9"/>
@@ -430,7 +430,7 @@
 </file>
 
 <file path=word/endnotes.xml><?xml version="1.0" encoding="utf-8"?>
-<w:endnotes xmlns:wpc="http://schemas.microsoft.com/office/word/2010/wordprocessingCanvas" xmlns:cx="http://schemas.microsoft.com/office/drawing/2014/chartex" xmlns:cx1="http://schemas.microsoft.com/office/drawing/2015/9/8/chartex" xmlns:cx2="http://schemas.microsoft.com/office/drawing/2015/10/21/chartex" xmlns:cx3="http://schemas.microsoft.com/office/drawing/2016/5/9/chartex" xmlns:cx4="http://schemas.microsoft.com/office/drawing/2016/5/10/chartex" xmlns:cx5="http://schemas.microsoft.com/office/drawing/2016/5/11/chartex" xmlns:cx6="http://schemas.microsoft.com/office/drawing/2016/5/12/chartex" xmlns:cx7="http://schemas.microsoft.com/office/drawing/2016/5/13/chartex" xmlns:cx8="http://schemas.microsoft.com/office/drawing/2016/5/14/chartex" xmlns:mc="http://schemas.openxmlformats.org/markup-compatibility/2006" xmlns:aink="http://schemas.microsoft.com/office/drawing/2016/ink" xmlns:am3d="http://schemas.microsoft.com/office/drawing/2017/model3d" xmlns:o="urn:schemas-microsoft-com:office:office" xmlns:oel="http://schemas.microsoft.com/office/2019/extlst" xmlns:r="http://schemas.openxmlformats.org/officeDocument/2006/relationships" xmlns:m="http://schemas.openxmlformats.org/officeDocument/2006/math" xmlns:v="urn:schemas-microsoft-com:vml" xmlns:wp14="http://schemas.microsoft.com/office/word/2010/wordprocessingDrawing" xmlns:wp="http://schemas.openxmlformats.org/drawingml/2006/wordprocessingDrawing" xmlns:w10="urn:schemas-microsoft-com:office:word" xmlns:w="http://schemas.openxmlformats.org/wordprocessingml/2006/main" xmlns:w14="http://schemas.microsoft.com/office/word/2010/wordml" xmlns:w15="http://schemas.microsoft.com/office/word/2012/wordml" xmlns:w16cex="http://schemas.microsoft.com/office/word/2018/wordml/cex" xmlns:w16cid="http://schemas.microsoft.com/office/word/2016/wordml/cid" xmlns:w16="http://schemas.microsoft.com/office/word/2018/wordml" xmlns:w16sdtdh="http://schemas.microsoft.com/office/word/2020/wordml/sdtdatahash" xmlns:w16se="http://schemas.microsoft.com/office/word/2015/wordml/symex" xmlns:wpg="http://schemas.microsoft.com/office/word/2010/wordprocessingGroup" xmlns:wpi="http://schemas.microsoft.com/office/word/2010/wordprocessingInk" xmlns:wne="http://schemas.microsoft.com/office/word/2006/wordml" xmlns:wps="http://schemas.microsoft.com/office/word/2010/wordprocessingShape" mc:Ignorable="w14 w15 w16se w16cid w16 w16cex w16sdtdh wp14">
+<w:endnotes xmlns:wpc="http://schemas.microsoft.com/office/word/2010/wordprocessingCanvas" xmlns:cx="http://schemas.microsoft.com/office/drawing/2014/chartex" xmlns:cx1="http://schemas.microsoft.com/office/drawing/2015/9/8/chartex" xmlns:cx2="http://schemas.microsoft.com/office/drawing/2015/10/21/chartex" xmlns:cx3="http://schemas.microsoft.com/office/drawing/2016/5/9/chartex" xmlns:cx4="http://schemas.microsoft.com/office/drawing/2016/5/10/chartex" xmlns:cx5="http://schemas.microsoft.com/office/drawing/2016/5/11/chartex" xmlns:cx6="http://schemas.microsoft.com/office/drawing/2016/5/12/chartex" xmlns:cx7="http://schemas.microsoft.com/office/drawing/2016/5/13/chartex" xmlns:cx8="http://schemas.microsoft.com/office/drawing/2016/5/14/chartex" xmlns:mc="http://schemas.openxmlformats.org/markup-compatibility/2006" xmlns:aink="http://schemas.microsoft.com/office/drawing/2016/ink" xmlns:am3d="http://schemas.microsoft.com/office/drawing/2017/model3d" xmlns:o="urn:schemas-microsoft-com:office:office" xmlns:oel="http://schemas.microsoft.com/office/2019/extlst" xmlns:r="http://schemas.openxmlformats.org/officeDocument/2006/relationships" xmlns:m="http://schemas.openxmlformats.org/officeDocument/2006/math" xmlns:v="urn:schemas-microsoft-com:vml" xmlns:wp14="http://schemas.microsoft.com/office/word/2010/wordprocessingDrawing" xmlns:wp="http://schemas.openxmlformats.org/drawingml/2006/wordprocessingDrawing" xmlns:w10="urn:schemas-microsoft-com:office:word" xmlns:w="http://schemas.openxmlformats.org/wordprocessingml/2006/main" xmlns:w14="http://schemas.microsoft.com/office/word/2010/wordml" xmlns:w15="http://schemas.microsoft.com/office/word/2012/wordml" xmlns:w16cex="http://schemas.microsoft.com/office/word/2018/wordml/cex" xmlns:w16cid="http://schemas.microsoft.com/office/word/2016/wordml/cid" xmlns:w16="http://schemas.microsoft.com/office/word/2018/wordml" xmlns:w16du="http://schemas.microsoft.com/office/word/2023/wordml/word16du" xmlns:w16sdtdh="http://schemas.microsoft.com/office/word/2020/wordml/sdtdatahash" xmlns:w16se="http://schemas.microsoft.com/office/word/2015/wordml/symex" xmlns:wpg="http://schemas.microsoft.com/office/word/2010/wordprocessingGroup" xmlns:wpi="http://schemas.microsoft.com/office/word/2010/wordprocessingInk" xmlns:wne="http://schemas.microsoft.com/office/word/2006/wordml" xmlns:wps="http://schemas.microsoft.com/office/word/2010/wordprocessingShape" mc:Ignorable="w14 w15 w16se w16cid w16 w16cex w16sdtdh w16du wp14">
   <w:endnote w:type="separator" w:id="-1">
     <w:p>
       <w:r>
@@ -449,7 +449,7 @@
 </file>
 
 <file path=word/footer1.xml><?xml version="1.0" encoding="utf-8"?>
-<w:ftr xmlns:wpc="http://schemas.microsoft.com/office/word/2010/wordprocessingCanvas" xmlns:cx="http://schemas.microsoft.com/office/drawing/2014/chartex" xmlns:cx1="http://schemas.microsoft.com/office/drawing/2015/9/8/chartex" xmlns:cx2="http://schemas.microsoft.com/office/drawing/2015/10/21/chartex" xmlns:cx3="http://schemas.microsoft.com/office/drawing/2016/5/9/chartex" xmlns:cx4="http://schemas.microsoft.com/office/drawing/2016/5/10/chartex" xmlns:cx5="http://schemas.microsoft.com/office/drawing/2016/5/11/chartex" xmlns:cx6="http://schemas.microsoft.com/office/drawing/2016/5/12/chartex" xmlns:cx7="http://schemas.microsoft.com/office/drawing/2016/5/13/chartex" xmlns:cx8="http://schemas.microsoft.com/office/drawing/2016/5/14/chartex" xmlns:mc="http://schemas.openxmlformats.org/markup-compatibility/2006" xmlns:aink="http://schemas.microsoft.com/office/drawing/2016/ink" xmlns:am3d="http://schemas.microsoft.com/office/drawing/2017/model3d" xmlns:o="urn:schemas-microsoft-com:office:office" xmlns:oel="http://schemas.microsoft.com/office/2019/extlst" xmlns:r="http://schemas.openxmlformats.org/officeDocument/2006/relationships" xmlns:m="http://schemas.openxmlformats.org/officeDocument/2006/math" xmlns:v="urn:schemas-microsoft-com:vml" xmlns:wp14="http://schemas.microsoft.com/office/word/2010/wordprocessingDrawing" xmlns:wp="http://schemas.openxmlformats.org/drawingml/2006/wordprocessingDrawing" xmlns:w10="urn:schemas-microsoft-com:office:word" xmlns:w="http://schemas.openxmlformats.org/wordprocessingml/2006/main" xmlns:w14="http://schemas.microsoft.com/office/word/2010/wordml" xmlns:w15="http://schemas.microsoft.com/office/word/2012/wordml" xmlns:w16cex="http://schemas.microsoft.com/office/word/2018/wordml/cex" xmlns:w16cid="http://schemas.microsoft.com/office/word/2016/wordml/cid" xmlns:w16="http://schemas.microsoft.com/office/word/2018/wordml" xmlns:w16sdtdh="http://schemas.microsoft.com/office/word/2020/wordml/sdtdatahash" xmlns:w16se="http://schemas.microsoft.com/office/word/2015/wordml/symex" xmlns:wpg="http://schemas.microsoft.com/office/word/2010/wordprocessingGroup" xmlns:wpi="http://schemas.microsoft.com/office/word/2010/wordprocessingInk" xmlns:wne="http://schemas.microsoft.com/office/word/2006/wordml" xmlns:wps="http://schemas.microsoft.com/office/word/2010/wordprocessingShape" mc:Ignorable="w14 w15 w16se w16cid w16 w16cex w16sdtdh wp14">
+<w:ftr xmlns:wpc="http://schemas.microsoft.com/office/word/2010/wordprocessingCanvas" xmlns:cx="http://schemas.microsoft.com/office/drawing/2014/chartex" xmlns:cx1="http://schemas.microsoft.com/office/drawing/2015/9/8/chartex" xmlns:cx2="http://schemas.microsoft.com/office/drawing/2015/10/21/chartex" xmlns:cx3="http://schemas.microsoft.com/office/drawing/2016/5/9/chartex" xmlns:cx4="http://schemas.microsoft.com/office/drawing/2016/5/10/chartex" xmlns:cx5="http://schemas.microsoft.com/office/drawing/2016/5/11/chartex" xmlns:cx6="http://schemas.microsoft.com/office/drawing/2016/5/12/chartex" xmlns:cx7="http://schemas.microsoft.com/office/drawing/2016/5/13/chartex" xmlns:cx8="http://schemas.microsoft.com/office/drawing/2016/5/14/chartex" xmlns:mc="http://schemas.openxmlformats.org/markup-compatibility/2006" xmlns:aink="http://schemas.microsoft.com/office/drawing/2016/ink" xmlns:am3d="http://schemas.microsoft.com/office/drawing/2017/model3d" xmlns:o="urn:schemas-microsoft-com:office:office" xmlns:oel="http://schemas.microsoft.com/office/2019/extlst" xmlns:r="http://schemas.openxmlformats.org/officeDocument/2006/relationships" xmlns:m="http://schemas.openxmlformats.org/officeDocument/2006/math" xmlns:v="urn:schemas-microsoft-com:vml" xmlns:wp14="http://schemas.microsoft.com/office/word/2010/wordprocessingDrawing" xmlns:wp="http://schemas.openxmlformats.org/drawingml/2006/wordprocessingDrawing" xmlns:w10="urn:schemas-microsoft-com:office:word" xmlns:w="http://schemas.openxmlformats.org/wordprocessingml/2006/main" xmlns:w14="http://schemas.microsoft.com/office/word/2010/wordml" xmlns:w15="http://schemas.microsoft.com/office/word/2012/wordml" xmlns:w16cex="http://schemas.microsoft.com/office/word/2018/wordml/cex" xmlns:w16cid="http://schemas.microsoft.com/office/word/2016/wordml/cid" xmlns:w16="http://schemas.microsoft.com/office/word/2018/wordml" xmlns:w16du="http://schemas.microsoft.com/office/word/2023/wordml/word16du" xmlns:w16sdtdh="http://schemas.microsoft.com/office/word/2020/wordml/sdtdatahash" xmlns:w16se="http://schemas.microsoft.com/office/word/2015/wordml/symex" xmlns:wpg="http://schemas.microsoft.com/office/word/2010/wordprocessingGroup" xmlns:wpi="http://schemas.microsoft.com/office/word/2010/wordprocessingInk" xmlns:wne="http://schemas.microsoft.com/office/word/2006/wordml" xmlns:wps="http://schemas.microsoft.com/office/word/2010/wordprocessingShape" mc:Ignorable="w14 w15 w16se w16cid w16 w16cex w16sdtdh w16du wp14">
   <w:p>
     <w:pPr>
       <w:ind w:firstLine="360"/>
@@ -459,7 +459,7 @@
 </file>
 
 <file path=word/footnotes.xml><?xml version="1.0" encoding="utf-8"?>
-<w:footnotes xmlns:wpc="http://schemas.microsoft.com/office/word/2010/wordprocessingCanvas" xmlns:cx="http://schemas.microsoft.com/office/drawing/2014/chartex" xmlns:cx1="http://schemas.microsoft.com/office/drawing/2015/9/8/chartex" xmlns:cx2="http://schemas.microsoft.com/office/drawing/2015/10/21/chartex" xmlns:cx3="http://schemas.microsoft.com/office/drawing/2016/5/9/chartex" xmlns:cx4="http://schemas.microsoft.com/office/drawing/2016/5/10/chartex" xmlns:cx5="http://schemas.microsoft.com/office/drawing/2016/5/11/chartex" xmlns:cx6="http://schemas.microsoft.com/office/drawing/2016/5/12/chartex" xmlns:cx7="http://schemas.microsoft.com/office/drawing/2016/5/13/chartex" xmlns:cx8="http://schemas.microsoft.com/office/drawing/2016/5/14/chartex" xmlns:mc="http://schemas.openxmlformats.org/markup-compatibility/2006" xmlns:aink="http://schemas.microsoft.com/office/drawing/2016/ink" xmlns:am3d="http://schemas.microsoft.com/office/drawing/2017/model3d" xmlns:o="urn:schemas-microsoft-com:office:office" xmlns:oel="http://schemas.microsoft.com/office/2019/extlst" xmlns:r="http://schemas.openxmlformats.org/officeDocument/2006/relationships" xmlns:m="http://schemas.openxmlformats.org/officeDocument/2006/math" xmlns:v="urn:schemas-microsoft-com:vml" xmlns:wp14="http://schemas.microsoft.com/office/word/2010/wordprocessingDrawing" xmlns:wp="http://schemas.openxmlformats.org/drawingml/2006/wordprocessingDrawing" xmlns:w10="urn:schemas-microsoft-com:office:word" xmlns:w="http://schemas.openxmlformats.org/wordprocessingml/2006/main" xmlns:w14="http://schemas.microsoft.com/office/word/2010/wordml" xmlns:w15="http://schemas.microsoft.com/office/word/2012/wordml" xmlns:w16cex="http://schemas.microsoft.com/office/word/2018/wordml/cex" xmlns:w16cid="http://schemas.microsoft.com/office/word/2016/wordml/cid" xmlns:w16="http://schemas.microsoft.com/office/word/2018/wordml" xmlns:w16sdtdh="http://schemas.microsoft.com/office/word/2020/wordml/sdtdatahash" xmlns:w16se="http://schemas.microsoft.com/office/word/2015/wordml/symex" xmlns:wpg="http://schemas.microsoft.com/office/word/2010/wordprocessingGroup" xmlns:wpi="http://schemas.microsoft.com/office/word/2010/wordprocessingInk" xmlns:wne="http://schemas.microsoft.com/office/word/2006/wordml" xmlns:wps="http://schemas.microsoft.com/office/word/2010/wordprocessingShape" mc:Ignorable="w14 w15 w16se w16cid w16 w16cex w16sdtdh wp14">
+<w:footnotes xmlns:wpc="http://schemas.microsoft.com/office/word/2010/wordprocessingCanvas" xmlns:cx="http://schemas.microsoft.com/office/drawing/2014/chartex" xmlns:cx1="http://schemas.microsoft.com/office/drawing/2015/9/8/chartex" xmlns:cx2="http://schemas.microsoft.com/office/drawing/2015/10/21/chartex" xmlns:cx3="http://schemas.microsoft.com/office/drawing/2016/5/9/chartex" xmlns:cx4="http://schemas.microsoft.com/office/drawing/2016/5/10/chartex" xmlns:cx5="http://schemas.microsoft.com/office/drawing/2016/5/11/chartex" xmlns:cx6="http://schemas.microsoft.com/office/drawing/2016/5/12/chartex" xmlns:cx7="http://schemas.microsoft.com/office/drawing/2016/5/13/chartex" xmlns:cx8="http://schemas.microsoft.com/office/drawing/2016/5/14/chartex" xmlns:mc="http://schemas.openxmlformats.org/markup-compatibility/2006" xmlns:aink="http://schemas.microsoft.com/office/drawing/2016/ink" xmlns:am3d="http://schemas.microsoft.com/office/drawing/2017/model3d" xmlns:o="urn:schemas-microsoft-com:office:office" xmlns:oel="http://schemas.microsoft.com/office/2019/extlst" xmlns:r="http://schemas.openxmlformats.org/officeDocument/2006/relationships" xmlns:m="http://schemas.openxmlformats.org/officeDocument/2006/math" xmlns:v="urn:schemas-microsoft-com:vml" xmlns:wp14="http://schemas.microsoft.com/office/word/2010/wordprocessingDrawing" xmlns:wp="http://schemas.openxmlformats.org/drawingml/2006/wordprocessingDrawing" xmlns:w10="urn:schemas-microsoft-com:office:word" xmlns:w="http://schemas.openxmlformats.org/wordprocessingml/2006/main" xmlns:w14="http://schemas.microsoft.com/office/word/2010/wordml" xmlns:w15="http://schemas.microsoft.com/office/word/2012/wordml" xmlns:w16cex="http://schemas.microsoft.com/office/word/2018/wordml/cex" xmlns:w16cid="http://schemas.microsoft.com/office/word/2016/wordml/cid" xmlns:w16="http://schemas.microsoft.com/office/word/2018/wordml" xmlns:w16du="http://schemas.microsoft.com/office/word/2023/wordml/word16du" xmlns:w16sdtdh="http://schemas.microsoft.com/office/word/2020/wordml/sdtdatahash" xmlns:w16se="http://schemas.microsoft.com/office/word/2015/wordml/symex" xmlns:wpg="http://schemas.microsoft.com/office/word/2010/wordprocessingGroup" xmlns:wpi="http://schemas.microsoft.com/office/word/2010/wordprocessingInk" xmlns:wne="http://schemas.microsoft.com/office/word/2006/wordml" xmlns:wps="http://schemas.microsoft.com/office/word/2010/wordprocessingShape" mc:Ignorable="w14 w15 w16se w16cid w16 w16cex w16sdtdh w16du wp14">
   <w:footnote w:type="separator" w:id="-1">
     <w:p>
       <w:r>
@@ -478,7 +478,7 @@
 </file>
 
 <file path=word/header1.xml><?xml version="1.0" encoding="utf-8"?>
-<w:hdr xmlns:wpc="http://schemas.microsoft.com/office/word/2010/wordprocessingCanvas" xmlns:cx="http://schemas.microsoft.com/office/drawing/2014/chartex" xmlns:cx1="http://schemas.microsoft.com/office/drawing/2015/9/8/chartex" xmlns:cx2="http://schemas.microsoft.com/office/drawing/2015/10/21/chartex" xmlns:cx3="http://schemas.microsoft.com/office/drawing/2016/5/9/chartex" xmlns:cx4="http://schemas.microsoft.com/office/drawing/2016/5/10/chartex" xmlns:cx5="http://schemas.microsoft.com/office/drawing/2016/5/11/chartex" xmlns:cx6="http://schemas.microsoft.com/office/drawing/2016/5/12/chartex" xmlns:cx7="http://schemas.microsoft.com/office/drawing/2016/5/13/chartex" xmlns:cx8="http://schemas.microsoft.com/office/drawing/2016/5/14/chartex" xmlns:mc="http://schemas.openxmlformats.org/markup-compatibility/2006" xmlns:aink="http://schemas.microsoft.com/office/drawing/2016/ink" xmlns:am3d="http://schemas.microsoft.com/office/drawing/2017/model3d" xmlns:o="urn:schemas-microsoft-com:office:office" xmlns:oel="http://schemas.microsoft.com/office/2019/extlst" xmlns:r="http://schemas.openxmlformats.org/officeDocument/2006/relationships" xmlns:m="http://schemas.openxmlformats.org/officeDocument/2006/math" xmlns:v="urn:schemas-microsoft-com:vml" xmlns:wp14="http://schemas.microsoft.com/office/word/2010/wordprocessingDrawing" xmlns:wp="http://schemas.openxmlformats.org/drawingml/2006/wordprocessingDrawing" xmlns:w10="urn:schemas-microsoft-com:office:word" xmlns:w="http://schemas.openxmlformats.org/wordprocessingml/2006/main" xmlns:w14="http://schemas.microsoft.com/office/word/2010/wordml" xmlns:w15="http://schemas.microsoft.com/office/word/2012/wordml" xmlns:w16cex="http://schemas.microsoft.com/office/word/2018/wordml/cex" xmlns:w16cid="http://schemas.microsoft.com/office/word/2016/wordml/cid" xmlns:w16="http://schemas.microsoft.com/office/word/2018/wordml" xmlns:w16sdtdh="http://schemas.microsoft.com/office/word/2020/wordml/sdtdatahash" xmlns:w16se="http://schemas.microsoft.com/office/word/2015/wordml/symex" xmlns:wpg="http://schemas.microsoft.com/office/word/2010/wordprocessingGroup" xmlns:wpi="http://schemas.microsoft.com/office/word/2010/wordprocessingInk" xmlns:wne="http://schemas.microsoft.com/office/word/2006/wordml" xmlns:wps="http://schemas.microsoft.com/office/word/2010/wordprocessingShape" mc:Ignorable="w14 w15 w16se w16cid w16 w16cex w16sdtdh wp14">
+<w:hdr xmlns:wpc="http://schemas.microsoft.com/office/word/2010/wordprocessingCanvas" xmlns:cx="http://schemas.microsoft.com/office/drawing/2014/chartex" xmlns:cx1="http://schemas.microsoft.com/office/drawing/2015/9/8/chartex" xmlns:cx2="http://schemas.microsoft.com/office/drawing/2015/10/21/chartex" xmlns:cx3="http://schemas.microsoft.com/office/drawing/2016/5/9/chartex" xmlns:cx4="http://schemas.microsoft.com/office/drawing/2016/5/10/chartex" xmlns:cx5="http://schemas.microsoft.com/office/drawing/2016/5/11/chartex" xmlns:cx6="http://schemas.microsoft.com/office/drawing/2016/5/12/chartex" xmlns:cx7="http://schemas.microsoft.com/office/drawing/2016/5/13/chartex" xmlns:cx8="http://schemas.microsoft.com/office/drawing/2016/5/14/chartex" xmlns:mc="http://schemas.openxmlformats.org/markup-compatibility/2006" xmlns:aink="http://schemas.microsoft.com/office/drawing/2016/ink" xmlns:am3d="http://schemas.microsoft.com/office/drawing/2017/model3d" xmlns:o="urn:schemas-microsoft-com:office:office" xmlns:oel="http://schemas.microsoft.com/office/2019/extlst" xmlns:r="http://schemas.openxmlformats.org/officeDocument/2006/relationships" xmlns:m="http://schemas.openxmlformats.org/officeDocument/2006/math" xmlns:v="urn:schemas-microsoft-com:vml" xmlns:wp14="http://schemas.microsoft.com/office/word/2010/wordprocessingDrawing" xmlns:wp="http://schemas.openxmlformats.org/drawingml/2006/wordprocessingDrawing" xmlns:w10="urn:schemas-microsoft-com:office:word" xmlns:w="http://schemas.openxmlformats.org/wordprocessingml/2006/main" xmlns:w14="http://schemas.microsoft.com/office/word/2010/wordml" xmlns:w15="http://schemas.microsoft.com/office/word/2012/wordml" xmlns:w16cex="http://schemas.microsoft.com/office/word/2018/wordml/cex" xmlns:w16cid="http://schemas.microsoft.com/office/word/2016/wordml/cid" xmlns:w16="http://schemas.microsoft.com/office/word/2018/wordml" xmlns:w16du="http://schemas.microsoft.com/office/word/2023/wordml/word16du" xmlns:w16sdtdh="http://schemas.microsoft.com/office/word/2020/wordml/sdtdatahash" xmlns:w16se="http://schemas.microsoft.com/office/word/2015/wordml/symex" xmlns:wpg="http://schemas.microsoft.com/office/word/2010/wordprocessingGroup" xmlns:wpi="http://schemas.microsoft.com/office/word/2010/wordprocessingInk" xmlns:wne="http://schemas.microsoft.com/office/word/2006/wordml" xmlns:wps="http://schemas.microsoft.com/office/word/2010/wordprocessingShape" mc:Ignorable="w14 w15 w16se w16cid w16 w16cex w16sdtdh w16du wp14">
   <w:p>
     <w:pPr>
       <w:ind w:firstLine="360"/>
@@ -488,7 +488,7 @@
 </file>
 
 <file path=word/numbering.xml><?xml version="1.0" encoding="utf-8"?>
-<w:numbering xmlns:wpc="http://schemas.microsoft.com/office/word/2010/wordprocessingCanvas" xmlns:cx="http://schemas.microsoft.com/office/drawing/2014/chartex" xmlns:cx1="http://schemas.microsoft.com/office/drawing/2015/9/8/chartex" xmlns:cx2="http://schemas.microsoft.com/office/drawing/2015/10/21/chartex" xmlns:cx3="http://schemas.microsoft.com/office/drawing/2016/5/9/chartex" xmlns:cx4="http://schemas.microsoft.com/office/drawing/2016/5/10/chartex" xmlns:cx5="http://schemas.microsoft.com/office/drawing/2016/5/11/chartex" xmlns:cx6="http://schemas.microsoft.com/office/drawing/2016/5/12/chartex" xmlns:cx7="http://schemas.microsoft.com/office/drawing/2016/5/13/chartex" xmlns:cx8="http://schemas.microsoft.com/office/drawing/2016/5/14/chartex" xmlns:mc="http://schemas.openxmlformats.org/markup-compatibility/2006" xmlns:aink="http://schemas.microsoft.com/office/drawing/2016/ink" xmlns:am3d="http://schemas.microsoft.com/office/drawing/2017/model3d" xmlns:o="urn:schemas-microsoft-com:office:office" xmlns:oel="http://schemas.microsoft.com/office/2019/extlst" xmlns:r="http://schemas.openxmlformats.org/officeDocument/2006/relationships" xmlns:m="http://schemas.openxmlformats.org/officeDocument/2006/math" xmlns:v="urn:schemas-microsoft-com:vml" xmlns:wp14="http://schemas.microsoft.com/office/word/2010/wordprocessingDrawing" xmlns:wp="http://schemas.openxmlformats.org/drawingml/2006/wordprocessingDrawing" xmlns:w10="urn:schemas-microsoft-com:office:word" xmlns:w="http://schemas.openxmlformats.org/wordprocessingml/2006/main" xmlns:w14="http://schemas.microsoft.com/office/word/2010/wordml" xmlns:w15="http://schemas.microsoft.com/office/word/2012/wordml" xmlns:w16cex="http://schemas.microsoft.com/office/word/2018/wordml/cex" xmlns:w16cid="http://schemas.microsoft.com/office/word/2016/wordml/cid" xmlns:w16="http://schemas.microsoft.com/office/word/2018/wordml" xmlns:w16sdtdh="http://schemas.microsoft.com/office/word/2020/wordml/sdtdatahash" xmlns:w16se="http://schemas.microsoft.com/office/word/2015/wordml/symex" xmlns:wpg="http://schemas.microsoft.com/office/word/2010/wordprocessingGroup" xmlns:wpi="http://schemas.microsoft.com/office/word/2010/wordprocessingInk" xmlns:wne="http://schemas.microsoft.com/office/word/2006/wordml" xmlns:wps="http://schemas.microsoft.com/office/word/2010/wordprocessingShape" mc:Ignorable="w14 w15 w16se w16cid w16 w16cex w16sdtdh wp14">
+<w:numbering xmlns:wpc="http://schemas.microsoft.com/office/word/2010/wordprocessingCanvas" xmlns:cx="http://schemas.microsoft.com/office/drawing/2014/chartex" xmlns:cx1="http://schemas.microsoft.com/office/drawing/2015/9/8/chartex" xmlns:cx2="http://schemas.microsoft.com/office/drawing/2015/10/21/chartex" xmlns:cx3="http://schemas.microsoft.com/office/drawing/2016/5/9/chartex" xmlns:cx4="http://schemas.microsoft.com/office/drawing/2016/5/10/chartex" xmlns:cx5="http://schemas.microsoft.com/office/drawing/2016/5/11/chartex" xmlns:cx6="http://schemas.microsoft.com/office/drawing/2016/5/12/chartex" xmlns:cx7="http://schemas.microsoft.com/office/drawing/2016/5/13/chartex" xmlns:cx8="http://schemas.microsoft.com/office/drawing/2016/5/14/chartex" xmlns:mc="http://schemas.openxmlformats.org/markup-compatibility/2006" xmlns:aink="http://schemas.microsoft.com/office/drawing/2016/ink" xmlns:am3d="http://schemas.microsoft.com/office/drawing/2017/model3d" xmlns:o="urn:schemas-microsoft-com:office:office" xmlns:oel="http://schemas.microsoft.com/office/2019/extlst" xmlns:r="http://schemas.openxmlformats.org/officeDocument/2006/relationships" xmlns:m="http://schemas.openxmlformats.org/officeDocument/2006/math" xmlns:v="urn:schemas-microsoft-com:vml" xmlns:wp14="http://schemas.microsoft.com/office/word/2010/wordprocessingDrawing" xmlns:wp="http://schemas.openxmlformats.org/drawingml/2006/wordprocessingDrawing" xmlns:w10="urn:schemas-microsoft-com:office:word" xmlns:w="http://schemas.openxmlformats.org/wordprocessingml/2006/main" xmlns:w14="http://schemas.microsoft.com/office/word/2010/wordml" xmlns:w15="http://schemas.microsoft.com/office/word/2012/wordml" xmlns:w16cex="http://schemas.microsoft.com/office/word/2018/wordml/cex" xmlns:w16cid="http://schemas.microsoft.com/office/word/2016/wordml/cid" xmlns:w16="http://schemas.microsoft.com/office/word/2018/wordml" xmlns:w16du="http://schemas.microsoft.com/office/word/2023/wordml/word16du" xmlns:w16sdtdh="http://schemas.microsoft.com/office/word/2020/wordml/sdtdatahash" xmlns:w16se="http://schemas.microsoft.com/office/word/2015/wordml/symex" xmlns:wpg="http://schemas.microsoft.com/office/word/2010/wordprocessingGroup" xmlns:wpi="http://schemas.microsoft.com/office/word/2010/wordprocessingInk" xmlns:wne="http://schemas.microsoft.com/office/word/2006/wordml" xmlns:wps="http://schemas.microsoft.com/office/word/2010/wordprocessingShape" mc:Ignorable="w14 w15 w16se w16cid w16 w16cex w16sdtdh w16du wp14">
   <w:abstractNum w:abstractNumId="0" w15:restartNumberingAfterBreak="0">
     <w:nsid w:val="FFFFFF7E"/>
     <w:multiLevelType w:val="singleLevel"/>
@@ -6950,7 +6950,7 @@
 </file>
 
 <file path=word/styles.xml><?xml version="1.0" encoding="utf-8"?>
-<w:styles xmlns:mc="http://schemas.openxmlformats.org/markup-compatibility/2006" xmlns:r="http://schemas.openxmlformats.org/officeDocument/2006/relationships" xmlns:w="http://schemas.openxmlformats.org/wordprocessingml/2006/main" xmlns:w14="http://schemas.microsoft.com/office/word/2010/wordml" xmlns:w15="http://schemas.microsoft.com/office/word/2012/wordml" xmlns:w16cex="http://schemas.microsoft.com/office/word/2018/wordml/cex" xmlns:w16cid="http://schemas.microsoft.com/office/word/2016/wordml/cid" xmlns:w16="http://schemas.microsoft.com/office/word/2018/wordml" xmlns:w16sdtdh="http://schemas.microsoft.com/office/word/2020/wordml/sdtdatahash" xmlns:w16se="http://schemas.microsoft.com/office/word/2015/wordml/symex" mc:Ignorable="w14 w15 w16se w16cid w16 w16cex w16sdtdh">
+<w:styles xmlns:mc="http://schemas.openxmlformats.org/markup-compatibility/2006" xmlns:r="http://schemas.openxmlformats.org/officeDocument/2006/relationships" xmlns:w="http://schemas.openxmlformats.org/wordprocessingml/2006/main" xmlns:w14="http://schemas.microsoft.com/office/word/2010/wordml" xmlns:w15="http://schemas.microsoft.com/office/word/2012/wordml" xmlns:w16cex="http://schemas.microsoft.com/office/word/2018/wordml/cex" xmlns:w16cid="http://schemas.microsoft.com/office/word/2016/wordml/cid" xmlns:w16="http://schemas.microsoft.com/office/word/2018/wordml" xmlns:w16du="http://schemas.microsoft.com/office/word/2023/wordml/word16du" xmlns:w16sdtdh="http://schemas.microsoft.com/office/word/2020/wordml/sdtdatahash" xmlns:w16se="http://schemas.microsoft.com/office/word/2015/wordml/symex" mc:Ignorable="w14 w15 w16se w16cid w16 w16cex w16sdtdh w16du">
   <w:docDefaults>
     <w:rPrDefault>
       <w:rPr>

--- a/media/R4444/output_dir/测评对象.docx
+++ b/media/R4444/output_dir/测评对象.docx
@@ -4,416 +4,93 @@
   <w:body>
     <w:p>
       <w:pPr>
-        <w:pStyle w:val="aff2"/>
-        <w:ind w:firstLine="480"/>
+        <w:spacing w:line="360" w:lineRule="auto"/>
+        <w:ind w:firstLineChars="200" w:firstLine="480"/>
         <w:rPr>
+          <w:sz w:val="24"/>
           <w:szCs w:val="24"/>
         </w:rPr>
       </w:pPr>
-      <w:r>
-        <w:rPr>
-          <w:szCs w:val="24"/>
-        </w:rPr>
-        <w:t>××</w:t>
-      </w:r>
-      <w:r>
-        <w:rPr>
-          <w:szCs w:val="24"/>
-        </w:rPr>
-        <w:t>系统由</w:t>
-      </w:r>
-      <w:r>
-        <w:rPr>
-          <w:szCs w:val="24"/>
-        </w:rPr>
-        <w:t>××</w:t>
-      </w:r>
-      <w:r>
-        <w:rPr>
-          <w:szCs w:val="24"/>
-        </w:rPr>
-        <w:t>软件、</w:t>
-      </w:r>
-      <w:r>
-        <w:rPr>
-          <w:szCs w:val="24"/>
-        </w:rPr>
-        <w:t>××</w:t>
-      </w:r>
-      <w:r>
-        <w:rPr>
-          <w:szCs w:val="24"/>
-        </w:rPr>
-        <w:t>软件等组成，系统组成及接口图如</w:t>
-      </w:r>
       <w:r>
         <w:rPr>
           <w:rFonts w:hint="eastAsia"/>
+          <w:sz w:val="24"/>
           <w:szCs w:val="24"/>
         </w:rPr>
-        <w:t>下图</w:t>
+        <w:t xml:space="preserve">XXX系统软件由XX模块、XX模块等组成，软件部署在XXX上，XX软件主要功能为XXX1功能、XXX2功能。</w:t>
       </w:r>
-      <w:r>
+    </w:p>
+    <w:p>
+      <w:pPr>
+        <w:spacing w:line="360" w:lineRule="auto"/>
+        <w:jc w:val="center"/>
         <w:rPr>
+          <w:sz w:val="24"/>
           <w:szCs w:val="24"/>
         </w:rPr>
-        <w:t>所示，接口信息</w:t>
-      </w:r>
+      </w:pPr>
       <w:r>
         <w:rPr>
           <w:rFonts w:hint="eastAsia"/>
+          <w:sz w:val="24"/>
           <w:szCs w:val="24"/>
-        </w:rPr>
-        <w:t>、</w:t>
-      </w:r>
-      <w:r>
-        <w:rPr>
-          <w:szCs w:val="24"/>
-        </w:rPr>
-        <w:t>软件信息表</w:t>
-      </w:r>
-      <w:r>
-        <w:rPr>
-          <w:rFonts w:hint="eastAsia"/>
-          <w:szCs w:val="24"/>
-        </w:rPr>
-        <w:t>当前章节子章节</w:t>
-      </w:r>
-      <w:r>
-        <w:rPr>
-          <w:szCs w:val="24"/>
-        </w:rPr>
-        <w:t>。系统主要功能为</w:t>
-      </w:r>
-      <w:r>
-        <w:rPr>
-          <w:szCs w:val="24"/>
-        </w:rPr>
-        <w:t>××</w:t>
-      </w:r>
-      <w:r>
-        <w:rPr>
-          <w:szCs w:val="24"/>
-        </w:rPr>
-        <w:t>，战技指标包括</w:t>
-      </w:r>
-      <w:r>
-        <w:rPr>
-          <w:szCs w:val="24"/>
-        </w:rPr>
-        <w:t>××</w:t>
-      </w:r>
-      <w:r>
-        <w:rPr>
-          <w:szCs w:val="24"/>
-        </w:rPr>
-        <w:t>，系统部署在</w:t>
-      </w:r>
-      <w:r>
-        <w:rPr>
-          <w:szCs w:val="24"/>
-        </w:rPr>
-        <w:t>××</w:t>
-      </w:r>
-      <w:r>
-        <w:rPr>
-          <w:szCs w:val="24"/>
-        </w:rPr>
-        <w:t>，系统运行流程为</w:t>
-      </w:r>
-      <w:r>
-        <w:rPr>
-          <w:szCs w:val="24"/>
-        </w:rPr>
-        <w:t>××</w:t>
-      </w:r>
-      <w:r>
-        <w:rPr>
-          <w:szCs w:val="24"/>
-        </w:rPr>
-        <w:t>。</w:t>
-      </w:r>
-      <w:r>
-        <w:rPr>
-          <w:szCs w:val="24"/>
-        </w:rPr>
-        <w:t>××</w:t>
-      </w:r>
-      <w:r>
-        <w:rPr>
-          <w:szCs w:val="24"/>
-        </w:rPr>
-        <w:t>软件驻留</w:t>
-      </w:r>
-      <w:r>
-        <w:rPr>
-          <w:szCs w:val="24"/>
-        </w:rPr>
-        <w:t>/</w:t>
-      </w:r>
-      <w:r>
-        <w:rPr>
-          <w:szCs w:val="24"/>
-        </w:rPr>
-        <w:t>部署在</w:t>
-      </w:r>
-      <w:r>
-        <w:rPr>
-          <w:szCs w:val="24"/>
-        </w:rPr>
-        <w:t>××</w:t>
-      </w:r>
-      <w:r>
-        <w:rPr>
-          <w:szCs w:val="24"/>
-        </w:rPr>
-        <w:t>，主要功能为</w:t>
-      </w:r>
-      <w:r>
-        <w:rPr>
-          <w:szCs w:val="24"/>
-        </w:rPr>
-        <w:t>××</w:t>
-      </w:r>
-      <w:r>
-        <w:rPr>
-          <w:szCs w:val="24"/>
-        </w:rPr>
-        <w:t>，其性能指标为</w:t>
-      </w:r>
-      <w:r>
-        <w:rPr>
-          <w:szCs w:val="24"/>
-        </w:rPr>
-        <w:t>××</w:t>
-      </w:r>
-      <w:r>
-        <w:rPr>
-          <w:szCs w:val="24"/>
-        </w:rPr>
-        <w:t>。</w:t>
-      </w:r>
-      <w:r>
-        <w:rPr>
-          <w:szCs w:val="24"/>
-        </w:rPr>
-        <w:t>××</w:t>
-      </w:r>
-      <w:r>
-        <w:rPr>
-          <w:szCs w:val="24"/>
-        </w:rPr>
-        <w:t>软件</w:t>
-      </w:r>
-      <w:r>
-        <w:rPr>
-          <w:szCs w:val="24"/>
-        </w:rPr>
-        <w:t>……</w:t>
-      </w:r>
-    </w:p>
-    <w:p>
-      <w:pPr>
-        <w:pStyle w:val="af0"/>
-        <w:jc w:val="center"/>
-        <w:rPr>
-          <w:rFonts w:ascii="Times New Roman" w:hAnsi="Times New Roman" w:cs="Times New Roman"/>
-        </w:rPr>
-      </w:pPr>
-      <w:r>
-        <w:rPr>
-          <w:noProof/>
-        </w:rPr>
-        <w:lastRenderedPageBreak/>
-        <mc:AlternateContent>
-          <mc:Choice Requires="wps">
-            <w:drawing>
-              <wp:inline distT="0" distB="0" distL="0" distR="0" wp14:anchorId="4D50BFAD" wp14:editId="13091C9E">
-                <wp:extent cx="1697355" cy="907415"/>
-                <wp:effectExtent l="8255" t="12065" r="8890" b="13970"/>
-                <wp:docPr id="1001" name="矩形 1"/>
-                <wp:cNvGraphicFramePr>
-                  <a:graphicFrameLocks xmlns:a="http://schemas.openxmlformats.org/drawingml/2006/main"/>
-                </wp:cNvGraphicFramePr>
-                <a:graphic xmlns:a="http://schemas.openxmlformats.org/drawingml/2006/main">
-                  <a:graphicData uri="http://schemas.microsoft.com/office/word/2010/wordprocessingShape">
-                    <wps:wsp>
-                      <wps:cNvSpPr>
-                        <a:spLocks noChangeArrowheads="1"/>
-                      </wps:cNvSpPr>
-                      <wps:spPr bwMode="auto">
-                        <a:xfrm>
-                          <a:off x="0" y="0"/>
-                          <a:ext cx="1697355" cy="907415"/>
-                        </a:xfrm>
-                        <a:prstGeom prst="rect">
-                          <a:avLst/>
-                        </a:prstGeom>
-                        <a:solidFill>
-                          <a:schemeClr val="lt1">
-                            <a:lumMod val="100000"/>
-                            <a:lumOff val="0"/>
-                          </a:schemeClr>
-                        </a:solidFill>
-                        <a:ln w="12700">
-                          <a:solidFill>
-                            <a:schemeClr val="accent1">
-                              <a:lumMod val="100000"/>
-                              <a:lumOff val="0"/>
-                            </a:schemeClr>
-                          </a:solidFill>
-                          <a:miter lim="800000"/>
-                          <a:headEnd/>
-                          <a:tailEnd/>
-                        </a:ln>
-                      </wps:spPr>
-                      <wps:bodyPr rot="0" vert="horz" wrap="square" lIns="91440" tIns="45720" rIns="91440" bIns="45720" anchor="ctr" anchorCtr="0" upright="1">
-                        <a:noAutofit/>
-                      </wps:bodyPr>
-                    </wps:wsp>
-                  </a:graphicData>
-                </a:graphic>
-              </wp:inline>
-            </w:drawing>
-          </mc:Choice>
-          <mc:Fallback xmlns="">
-            <w:pict>
-              <v:rect w14:anchorId="056E1A95" id="矩形 1" o:spid="_x0000_s1026" style="width:133.65pt;height:71.45pt;visibility:visible;mso-wrap-style:square;mso-left-percent:-10001;mso-top-percent:-10001;mso-position-horizontal:absolute;mso-position-horizontal-relative:char;mso-position-vertical:absolute;mso-position-vertical-relative:line;mso-left-percent:-10001;mso-top-percent:-10001;v-text-anchor:middle" o:gfxdata="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" fillcolor="white [3201]" strokecolor="#4f81bd [3204]" strokeweight="1pt">
-                <w10:anchorlock/>
-              </v:rect>
-            </w:pict>
-          </mc:Fallback>
-        </mc:AlternateContent>
-      </w:r>
-    </w:p>
-    <w:p>
-      <w:pPr>
-        <w:pStyle w:val="af0"/>
-        <w:jc w:val="center"/>
-        <w:rPr>
-          <w:rFonts w:ascii="Times New Roman" w:hAnsi="Times New Roman" w:cs="Times New Roman"/>
-          <w:color w:val="548DD4" w:themeColor="text2" w:themeTint="99"/>
-          <w:sz w:val="21"/>
-          <w:szCs w:val="21"/>
-        </w:rPr>
-      </w:pPr>
-      <w:r>
-        <w:rPr>
-          <w:rFonts w:ascii="Times New Roman" w:hAnsi="Times New Roman" w:cs="Times New Roman"/>
-        </w:rPr>
-        <w:t>图</w:t>
-      </w:r>
-      <w:r>
-        <w:rPr>
-          <w:rFonts w:ascii="Times New Roman" w:hAnsi="Times New Roman" w:cs="Times New Roman"/>
-        </w:rPr>
-        <w:fldChar w:fldCharType="begin"/>
-      </w:r>
-      <w:r>
-        <w:rPr>
-          <w:rFonts w:ascii="Times New Roman" w:hAnsi="Times New Roman" w:cs="Times New Roman"/>
-        </w:rPr>
-        <w:instrText xml:space="preserve"> STYLEREF 1 \s </w:instrText>
-      </w:r>
-      <w:r>
-        <w:rPr>
-          <w:rFonts w:ascii="Times New Roman" w:hAnsi="Times New Roman" w:cs="Times New Roman"/>
-        </w:rPr>
-        <w:fldChar w:fldCharType="separate"/>
-      </w:r>
-      <w:r>
-        <w:rPr>
-          <w:rFonts w:ascii="Times New Roman" w:hAnsi="Times New Roman" w:cs="Times New Roman"/>
-          <w:noProof/>
-        </w:rPr>
-        <w:t>5</w:t>
-      </w:r>
-      <w:r>
-        <w:rPr>
-          <w:rFonts w:ascii="Times New Roman" w:hAnsi="Times New Roman" w:cs="Times New Roman"/>
-        </w:rPr>
-        <w:fldChar w:fldCharType="end"/>
-      </w:r>
-      <w:r>
-        <w:rPr>
-          <w:rFonts w:ascii="Times New Roman" w:hAnsi="Times New Roman" w:cs="Times New Roman"/>
-        </w:rPr>
-        <w:noBreakHyphen/>
-      </w:r>
-      <w:r>
-        <w:rPr>
-          <w:rFonts w:ascii="Times New Roman" w:hAnsi="Times New Roman" w:cs="Times New Roman"/>
-        </w:rPr>
-        <w:fldChar w:fldCharType="begin"/>
-      </w:r>
-      <w:r>
-        <w:rPr>
-          <w:rFonts w:ascii="Times New Roman" w:hAnsi="Times New Roman" w:cs="Times New Roman"/>
-        </w:rPr>
-        <w:instrText xml:space="preserve"> SEQ </w:instrText>
-      </w:r>
-      <w:r>
-        <w:rPr>
-          <w:rFonts w:ascii="Times New Roman" w:hAnsi="Times New Roman" w:cs="Times New Roman"/>
-        </w:rPr>
-        <w:instrText>图</w:instrText>
-      </w:r>
-      <w:r>
-        <w:rPr>
-          <w:rFonts w:ascii="Times New Roman" w:hAnsi="Times New Roman" w:cs="Times New Roman"/>
-        </w:rPr>
-        <w:instrText xml:space="preserve"> \* ARABIC \s 1 </w:instrText>
-      </w:r>
-      <w:r>
-        <w:rPr>
-          <w:rFonts w:ascii="Times New Roman" w:hAnsi="Times New Roman" w:cs="Times New Roman"/>
-        </w:rPr>
-        <w:fldChar w:fldCharType="separate"/>
-      </w:r>
-      <w:r>
-        <w:rPr>
-          <w:rFonts w:ascii="Times New Roman" w:hAnsi="Times New Roman" w:cs="Times New Roman"/>
-          <w:noProof/>
-        </w:rPr>
-        <w:t>1</w:t>
-      </w:r>
-      <w:r>
-        <w:rPr>
-          <w:rFonts w:ascii="Times New Roman" w:hAnsi="Times New Roman" w:cs="Times New Roman"/>
-        </w:rPr>
-        <w:fldChar w:fldCharType="end"/>
-      </w:r>
-      <w:r>
-        <w:rPr>
-          <w:rFonts w:ascii="Times New Roman" w:hAnsi="Times New Roman" w:cs="Times New Roman"/>
-          <w:sz w:val="21"/>
-          <w:szCs w:val="21"/>
         </w:rPr>
         <w:t xml:space="preserve"/>
       </w:r>
       <w:r>
-        <w:rPr>
-          <w:rFonts w:ascii="Times New Roman" w:hAnsi="Times New Roman" w:cs="Times New Roman" w:hint="eastAsia"/>
-          <w:sz w:val="21"/>
-          <w:szCs w:val="21"/>
-        </w:rPr>
-        <w:t>软</w:t>
+        <w:drawing>
+          <wp:inline xmlns:a="http://schemas.openxmlformats.org/drawingml/2006/main" xmlns:pic="http://schemas.openxmlformats.org/drawingml/2006/picture">
+            <wp:extent cx="4140000" cy="3083586"/>
+            <wp:docPr id="1001" name="Picture 954911104"/>
+            <wp:cNvGraphicFramePr>
+              <a:graphicFrameLocks noChangeAspect="1"/>
+            </wp:cNvGraphicFramePr>
+            <a:graphic>
+              <a:graphicData uri="http://schemas.openxmlformats.org/drawingml/2006/picture">
+                <pic:pic>
+                  <pic:nvPicPr>
+                    <pic:cNvPr id="0" name="image.png"/>
+                    <pic:cNvPicPr/>
+                  </pic:nvPicPr>
+                  <pic:blipFill>
+                    <a:blip r:embed="rId12"/>
+                    <a:stretch>
+                      <a:fillRect/>
+                    </a:stretch>
+                  </pic:blipFill>
+                  <pic:spPr>
+                    <a:xfrm>
+                      <a:off x="0" y="0"/>
+                      <a:ext cx="4140000" cy="3083586"/>
+                    </a:xfrm>
+                    <a:prstGeom prst="rect"/>
+                  </pic:spPr>
+                </pic:pic>
+              </a:graphicData>
+            </a:graphic>
+          </wp:inline>
+        </w:drawing>
       </w:r>
       <w:r>
+        <w:t xml:space="preserve"/>
+      </w:r>
+    </w:p>
+    <w:p>
+      <w:pPr>
+        <w:spacing w:line="360" w:lineRule="auto"/>
+        <w:jc w:val="center"/>
         <w:rPr>
-          <w:rFonts w:ascii="Times New Roman" w:hAnsi="Times New Roman" w:cs="Times New Roman"/>
-          <w:sz w:val="21"/>
-          <w:szCs w:val="21"/>
+          <w:sz w:val="24"/>
+          <w:szCs w:val="24"/>
         </w:rPr>
-        <w:t>件</w:t>
-      </w:r>
+      </w:pPr>
       <w:r>
         <w:rPr>
-          <w:rFonts w:ascii="Times New Roman" w:hAnsi="Times New Roman" w:cs="Times New Roman"/>
-          <w:sz w:val="21"/>
-          <w:szCs w:val="21"/>
+          <w:rFonts w:hint="eastAsia"/>
+          <w:sz w:val="24"/>
+          <w:szCs w:val="24"/>
         </w:rPr>
-        <w:t>组成及接口图</w:t>
+        <w:t xml:space="preserve">图1 XXX系统组成图</w:t>
       </w:r>
     </w:p>
     <w:sectPr>
